--- a/outputs/TRUE-CLOUD-MIGRATION/03_UR_v1.docx
+++ b/outputs/TRUE-CLOUD-MIGRATION/03_UR_v1.docx
@@ -12,7 +12,7 @@
     </w:p>
     <w:p>
       <w:r>
-        <w:t>UR · revision r1 · CONFIRMED · confirmed by trial at 2026-08-16T02:10:57.102070 · project True Cloud Migration · generated 2026-08-16T02:10:57.293571+00:00</w:t>
+        <w:t>UR · revision r1 · CONFIRMED · confirmed by trial at 2026-08-16T02:13:06.034032 · project True Cloud Migration · generated 2026-08-16T02:13:06.331219+00:00</w:t>
       </w:r>
     </w:p>
     <w:p>
